--- a/EXPORTS/DOCX/published/niveau3/Dutch/KoninklijkeBazar.docx
+++ b/EXPORTS/DOCX/published/niveau3/Dutch/KoninklijkeBazar.docx
@@ -555,7 +555,7 @@
           <w:sz w:val="24"/>
           <w:u w:val="single"/>
         </w:rPr>
-        <w:hyperlink r:id="rId13" w:history="1">
+        <w:hyperlink r:id="rId15" w:history="1">
           <w:r>
             <w:rPr>
               <w:rStyle w:val="Hyperlink"/>
@@ -659,24 +659,13 @@
       </w:r>
       <w:r>
         <w:rPr>
-          <w:u w:val="single" w:color="0000ff"/>
           <w:rFonts w:ascii="Charis SIL Regular" w:hAnsi="Charis SIL Regular" w:eastAsia="Charis SIL Regular"/>
           <w:b w:val="0"/>
           <w:i w:val="0"/>
           <w:color w:val="000000"/>
           <w:sz w:val="24"/>
         </w:rPr>
-        <w:t>t</w:t>
-      </w:r>
-      <w:r>
-        <w:rPr>
-          <w:rFonts w:ascii="Charis SIL Regular" w:hAnsi="Charis SIL Regular" w:eastAsia="Charis SIL Regular"/>
-          <w:b w:val="0"/>
-          <w:i w:val="0"/>
-          <w:color w:val="000000"/>
-          <w:sz w:val="24"/>
-        </w:rPr>
-        <w:t xml:space="preserve"> </w:t>
+        <w:t xml:space="preserve">t </w:t>
       </w:r>
       <w:r>
         <w:rPr>
@@ -687,7 +676,7 @@
           <w:sz w:val="24"/>
           <w:u w:val="single"/>
         </w:rPr>
-        <w:hyperlink r:id="rId15" w:history="1">
+        <w:hyperlink r:id="rId16" w:history="1">
           <w:r>
             <w:rPr>
               <w:rStyle w:val="Hyperlink"/>
@@ -716,7 +705,7 @@
           <w:sz w:val="24"/>
           <w:u w:val="single"/>
         </w:rPr>
-        <w:hyperlink r:id="rId15" w:history="1">
+        <w:hyperlink r:id="rId16" w:history="1">
           <w:r>
             <w:rPr>
               <w:rStyle w:val="Hyperlink"/>
@@ -745,7 +734,7 @@
           <w:sz w:val="24"/>
           <w:u w:val="single"/>
         </w:rPr>
-        <w:hyperlink r:id="rId15" w:history="1">
+        <w:hyperlink r:id="rId16" w:history="1">
           <w:r>
             <w:rPr>
               <w:rStyle w:val="Hyperlink"/>
@@ -763,7 +752,7 @@
           <w:sz w:val="24"/>
           <w:u w:val="single"/>
         </w:rPr>
-        <w:hyperlink r:id="rId15" w:history="1">
+        <w:hyperlink r:id="rId16" w:history="1">
           <w:r>
             <w:rPr>
               <w:rStyle w:val="Hyperlink"/>
@@ -791,7 +780,14 @@
           <w:color w:val="000000"/>
           <w:sz w:val="24"/>
         </w:rPr>
-        <w:t xml:space="preserve">ge </w:t>
+        <w:hyperlink r:id="rId15" w:history="1">
+          <w:r>
+            <w:rPr>
+              <w:rStyle w:val="Hyperlink"/>
+            </w:rPr>
+            <w:t xml:space="preserve">ge </w:t>
+          </w:r>
+        </w:hyperlink>
       </w:r>
       <w:r>
         <w:rPr>
@@ -802,7 +798,7 @@
           <w:sz w:val="24"/>
           <w:u w:val="single"/>
         </w:rPr>
-        <w:hyperlink r:id="rId16" w:history="1">
+        <w:hyperlink r:id="rId15" w:history="1">
           <w:r>
             <w:rPr>
               <w:rStyle w:val="Hyperlink"/>
@@ -831,7 +827,7 @@
           <w:sz w:val="24"/>
           <w:u w:val="single"/>
         </w:rPr>
-        <w:hyperlink r:id="rId16" w:history="1">
+        <w:hyperlink r:id="rId17" w:history="1">
           <w:r>
             <w:rPr>
               <w:rStyle w:val="Hyperlink"/>
@@ -849,12 +845,12 @@
           <w:sz w:val="24"/>
           <w:u w:val="single"/>
         </w:rPr>
-        <w:hyperlink r:id="rId16" w:history="1">
+        <w:hyperlink r:id="rId17" w:history="1">
           <w:r>
             <w:rPr>
               <w:rStyle w:val="Hyperlink"/>
             </w:rPr>
-            <w:t>thnografisc</w:t>
+            <w:t>thnografis</w:t>
           </w:r>
         </w:hyperlink>
       </w:r>
@@ -865,7 +861,23 @@
           <w:i w:val="0"/>
           <w:color w:val="0000FF"/>
           <w:sz w:val="24"/>
-          <w:u w:val="single"/>
+        </w:rPr>
+        <w:hyperlink r:id="rId17" w:history="1">
+          <w:r>
+            <w:rPr>
+              <w:rStyle w:val="Hyperlink"/>
+            </w:rPr>
+            <w:t>c</w:t>
+          </w:r>
+        </w:hyperlink>
+      </w:r>
+      <w:r>
+        <w:rPr>
+          <w:rFonts w:ascii="Charis SIL Regular" w:hAnsi="Charis SIL Regular" w:eastAsia="Charis SIL Regular"/>
+          <w:b w:val="0"/>
+          <w:i w:val="0"/>
+          <w:color w:val="0000FF"/>
+          <w:sz w:val="24"/>
         </w:rPr>
         <w:t>h</w:t>
       </w:r>
@@ -889,24 +901,14 @@
           <w:sz w:val="24"/>
           <w:u w:val="single"/>
         </w:rPr>
-        <w:hyperlink r:id="rId16" w:history="1">
+        <w:hyperlink r:id="rId17" w:history="1">
           <w:r>
             <w:rPr>
               <w:rStyle w:val="Hyperlink"/>
             </w:rPr>
-            <w:t>Museu</w:t>
+            <w:t>Museum</w:t>
           </w:r>
         </w:hyperlink>
-      </w:r>
-      <w:r>
-        <w:rPr>
-          <w:rFonts w:ascii="Charis SIL Regular" w:hAnsi="Charis SIL Regular" w:eastAsia="Charis SIL Regular"/>
-          <w:b w:val="0"/>
-          <w:i w:val="0"/>
-          <w:color w:val="0000FF"/>
-          <w:sz w:val="24"/>
-        </w:rPr>
-        <w:t>m</w:t>
       </w:r>
       <w:r>
         <w:rPr>
@@ -927,7 +929,7 @@
           <w:color w:val="000000"/>
           <w:sz w:val="24"/>
         </w:rPr>
-        <w:hyperlink r:id="rId15" w:history="1">
+        <w:hyperlink r:id="rId16" w:history="1">
           <w:r>
             <w:rPr>
               <w:rStyle w:val="Hyperlink"/>
@@ -956,7 +958,7 @@
           <w:color w:val="000000"/>
           <w:sz w:val="24"/>
         </w:rPr>
-        <w:hyperlink r:id="rId15" w:history="1">
+        <w:hyperlink r:id="rId16" w:history="1">
           <w:r>
             <w:rPr>
               <w:rStyle w:val="Hyperlink"/>
@@ -974,7 +976,7 @@
           <w:color w:val="000000"/>
           <w:sz w:val="24"/>
         </w:rPr>
-        <w:hyperlink r:id="rId15" w:history="1">
+        <w:hyperlink r:id="rId16" w:history="1">
           <w:r>
             <w:rPr>
               <w:rStyle w:val="Hyperlink"/>
@@ -1002,7 +1004,7 @@
           <w:color w:val="000000"/>
           <w:sz w:val="24"/>
         </w:rPr>
-        <w:hyperlink r:id="rId16" w:history="1">
+        <w:hyperlink r:id="rId17" w:history="1">
           <w:r>
             <w:rPr>
               <w:rStyle w:val="Hyperlink"/>
@@ -1020,7 +1022,7 @@
           <w:color w:val="000000"/>
           <w:sz w:val="24"/>
         </w:rPr>
-        <w:hyperlink r:id="rId16" w:history="1">
+        <w:hyperlink r:id="rId17" w:history="1">
           <w:r>
             <w:rPr>
               <w:rStyle w:val="Hyperlink"/>
@@ -1038,7 +1040,7 @@
           <w:color w:val="000000"/>
           <w:sz w:val="24"/>
         </w:rPr>
-        <w:hyperlink r:id="rId16" w:history="1">
+        <w:hyperlink r:id="rId17" w:history="1">
           <w:r>
             <w:rPr>
               <w:rStyle w:val="Hyperlink"/>
@@ -1056,7 +1058,7 @@
           <w:color w:val="000000"/>
           <w:sz w:val="24"/>
         </w:rPr>
-        <w:hyperlink r:id="rId16" w:history="1">
+        <w:hyperlink r:id="rId17" w:history="1">
           <w:r>
             <w:rPr>
               <w:rStyle w:val="Hyperlink"/>
@@ -1074,7 +1076,7 @@
           <w:color w:val="000000"/>
           <w:sz w:val="24"/>
         </w:rPr>
-        <w:hyperlink r:id="rId16" w:history="1">
+        <w:hyperlink r:id="rId17" w:history="1">
           <w:r>
             <w:rPr>
               <w:rStyle w:val="Hyperlink"/>
@@ -1152,7 +1154,7 @@
           <w:sz w:val="24"/>
           <w:u w:val="single"/>
         </w:rPr>
-        <w:hyperlink r:id="rId17" w:history="1">
+        <w:hyperlink r:id="rId18" w:history="1">
           <w:r>
             <w:rPr>
               <w:rStyle w:val="Hyperlink"/>
@@ -1181,7 +1183,7 @@
           <w:sz w:val="24"/>
           <w:u w:val="single"/>
         </w:rPr>
-        <w:hyperlink r:id="rId17" w:history="1">
+        <w:hyperlink r:id="rId18" w:history="1">
           <w:r>
             <w:rPr>
               <w:rStyle w:val="Hyperlink"/>
@@ -1219,7 +1221,7 @@
           <w:color w:val="000000"/>
           <w:sz w:val="24"/>
         </w:rPr>
-        <w:hyperlink r:id="rId17" w:history="1">
+        <w:hyperlink r:id="rId18" w:history="1">
           <w:r>
             <w:rPr>
               <w:rStyle w:val="Hyperlink"/>
@@ -1237,7 +1239,7 @@
           <w:color w:val="000000"/>
           <w:sz w:val="24"/>
         </w:rPr>
-        <w:hyperlink r:id="rId17" w:history="1">
+        <w:hyperlink r:id="rId18" w:history="1">
           <w:r>
             <w:rPr>
               <w:rStyle w:val="Hyperlink"/>
@@ -1265,7 +1267,7 @@
           <w:sz w:val="24"/>
           <w:u w:val="single"/>
         </w:rPr>
-        <w:hyperlink r:id="rId16" w:history="1">
+        <w:hyperlink r:id="rId17" w:history="1">
           <w:r>
             <w:rPr>
               <w:rStyle w:val="Hyperlink"/>
@@ -1294,7 +1296,7 @@
           <w:sz w:val="24"/>
           <w:u w:val="single"/>
         </w:rPr>
-        <w:hyperlink r:id="rId16" w:history="1">
+        <w:hyperlink r:id="rId17" w:history="1">
           <w:r>
             <w:rPr>
               <w:rStyle w:val="Hyperlink"/>
@@ -1582,7 +1584,7 @@
           <w:sz w:val="24"/>
           <w:u w:val="single"/>
         </w:rPr>
-        <w:hyperlink r:id="rId18" w:history="1">
+        <w:hyperlink r:id="rId19" w:history="1">
           <w:r>
             <w:rPr>
               <w:rStyle w:val="Hyperlink"/>
@@ -1600,7 +1602,7 @@
           <w:sz w:val="24"/>
           <w:u w:val="single"/>
         </w:rPr>
-        <w:hyperlink r:id="rId18" w:history="1">
+        <w:hyperlink r:id="rId19" w:history="1">
           <w:r>
             <w:rPr>
               <w:rStyle w:val="Hyperlink"/>
@@ -1618,7 +1620,7 @@
           <w:sz w:val="24"/>
           <w:u w:val="single"/>
         </w:rPr>
-        <w:hyperlink r:id="rId18" w:history="1">
+        <w:hyperlink r:id="rId19" w:history="1">
           <w:r>
             <w:rPr>
               <w:rStyle w:val="Hyperlink"/>
@@ -1636,7 +1638,7 @@
           <w:sz w:val="24"/>
           <w:u w:val="single"/>
         </w:rPr>
-        <w:hyperlink r:id="rId18" w:history="1">
+        <w:hyperlink r:id="rId19" w:history="1">
           <w:r>
             <w:rPr>
               <w:rStyle w:val="Hyperlink"/>
@@ -1654,7 +1656,7 @@
           <w:sz w:val="24"/>
           <w:u w:val="single"/>
         </w:rPr>
-        <w:hyperlink r:id="rId18" w:history="1">
+        <w:hyperlink r:id="rId19" w:history="1">
           <w:r>
             <w:rPr>
               <w:rStyle w:val="Hyperlink"/>
@@ -1672,7 +1674,7 @@
           <w:sz w:val="24"/>
           <w:u w:val="single"/>
         </w:rPr>
-        <w:hyperlink r:id="rId18" w:history="1">
+        <w:hyperlink r:id="rId19" w:history="1">
           <w:r>
             <w:rPr>
               <w:rStyle w:val="Hyperlink"/>
@@ -1690,7 +1692,7 @@
           <w:sz w:val="24"/>
           <w:u w:val="single"/>
         </w:rPr>
-        <w:hyperlink r:id="rId18" w:history="1">
+        <w:hyperlink r:id="rId19" w:history="1">
           <w:r>
             <w:rPr>
               <w:rStyle w:val="Hyperlink"/>
@@ -1837,7 +1839,7 @@
           <w:sz w:val="24"/>
           <w:u w:val="single"/>
         </w:rPr>
-        <w:hyperlink r:id="rId19" w:history="1">
+        <w:hyperlink r:id="rId20" w:history="1">
           <w:r>
             <w:rPr>
               <w:rStyle w:val="Hyperlink"/>
@@ -1855,7 +1857,7 @@
           <w:sz w:val="24"/>
           <w:u w:val="single"/>
         </w:rPr>
-        <w:hyperlink r:id="rId19" w:history="1">
+        <w:hyperlink r:id="rId20" w:history="1">
           <w:r>
             <w:rPr>
               <w:rStyle w:val="Hyperlink"/>
@@ -1873,7 +1875,7 @@
           <w:sz w:val="24"/>
           <w:u w:val="single"/>
         </w:rPr>
-        <w:hyperlink r:id="rId19" w:history="1">
+        <w:hyperlink r:id="rId20" w:history="1">
           <w:r>
             <w:rPr>
               <w:rStyle w:val="Hyperlink"/>
@@ -1891,7 +1893,7 @@
           <w:sz w:val="24"/>
           <w:u w:val="single"/>
         </w:rPr>
-        <w:hyperlink r:id="rId19" w:history="1">
+        <w:hyperlink r:id="rId20" w:history="1">
           <w:r>
             <w:rPr>
               <w:rStyle w:val="Hyperlink"/>
@@ -1909,7 +1911,7 @@
           <w:sz w:val="24"/>
           <w:u w:val="single"/>
         </w:rPr>
-        <w:hyperlink r:id="rId19" w:history="1">
+        <w:hyperlink r:id="rId20" w:history="1">
           <w:r>
             <w:rPr>
               <w:rStyle w:val="Hyperlink"/>
@@ -1927,7 +1929,7 @@
           <w:sz w:val="24"/>
           <w:u w:val="single"/>
         </w:rPr>
-        <w:hyperlink r:id="rId19" w:history="1">
+        <w:hyperlink r:id="rId20" w:history="1">
           <w:r>
             <w:rPr>
               <w:rStyle w:val="Hyperlink"/>
@@ -2040,7 +2042,7 @@
           <w:color w:val="0000FF"/>
           <w:sz w:val="24"/>
         </w:rPr>
-        <w:hyperlink r:id="rId20" w:history="1">
+        <w:hyperlink r:id="rId21" w:history="1">
           <w:r>
             <w:rPr>
               <w:rStyle w:val="Hyperlink"/>
@@ -2057,7 +2059,7 @@
           <w:color w:val="0000FF"/>
           <w:sz w:val="24"/>
         </w:rPr>
-        <w:hyperlink r:id="rId20" w:history="1">
+        <w:hyperlink r:id="rId21" w:history="1">
           <w:r>
             <w:rPr>
               <w:rStyle w:val="Hyperlink"/>
@@ -2074,7 +2076,7 @@
           <w:color w:val="0000FF"/>
           <w:sz w:val="24"/>
         </w:rPr>
-        <w:hyperlink r:id="rId20" w:history="1">
+        <w:hyperlink r:id="rId21" w:history="1">
           <w:r>
             <w:rPr>
               <w:rStyle w:val="Hyperlink"/>
@@ -2184,7 +2186,7 @@
           <w:color w:val="0000FF"/>
           <w:sz w:val="24"/>
         </w:rPr>
-        <w:hyperlink r:id="rId21" w:history="1">
+        <w:hyperlink r:id="rId22" w:history="1">
           <w:r>
             <w:rPr>
               <w:rStyle w:val="Hyperlink"/>
@@ -2201,7 +2203,7 @@
           <w:color w:val="0000FF"/>
           <w:sz w:val="24"/>
         </w:rPr>
-        <w:hyperlink r:id="rId21" w:history="1">
+        <w:hyperlink r:id="rId22" w:history="1">
           <w:r>
             <w:rPr>
               <w:rStyle w:val="Hyperlink"/>
@@ -2289,7 +2291,7 @@
           <w:sz w:val="24"/>
           <w:u w:val="single"/>
         </w:rPr>
-        <w:hyperlink r:id="rId22" w:history="1">
+        <w:hyperlink r:id="rId23" w:history="1">
           <w:r>
             <w:rPr>
               <w:rStyle w:val="Hyperlink"/>
@@ -2307,7 +2309,7 @@
           <w:sz w:val="24"/>
           <w:u w:val="single"/>
         </w:rPr>
-        <w:hyperlink r:id="rId22" w:history="1">
+        <w:hyperlink r:id="rId23" w:history="1">
           <w:r>
             <w:rPr>
               <w:rStyle w:val="Hyperlink"/>
@@ -2425,7 +2427,7 @@
           <w:sz w:val="24"/>
           <w:u w:val="single"/>
         </w:rPr>
-        <w:hyperlink r:id="rId23" w:history="1">
+        <w:hyperlink r:id="rId24" w:history="1">
           <w:r>
             <w:rPr>
               <w:rStyle w:val="Hyperlink"/>
@@ -2443,7 +2445,7 @@
           <w:sz w:val="24"/>
           <w:u w:val="single"/>
         </w:rPr>
-        <w:hyperlink r:id="rId23" w:history="1">
+        <w:hyperlink r:id="rId24" w:history="1">
           <w:r>
             <w:rPr>
               <w:rStyle w:val="Hyperlink"/>
@@ -2461,7 +2463,7 @@
           <w:sz w:val="24"/>
           <w:u w:val="single"/>
         </w:rPr>
-        <w:hyperlink r:id="rId23" w:history="1">
+        <w:hyperlink r:id="rId24" w:history="1">
           <w:r>
             <w:rPr>
               <w:rStyle w:val="Hyperlink"/>
@@ -2489,7 +2491,7 @@
           <w:sz w:val="24"/>
           <w:u w:val="single"/>
         </w:rPr>
-        <w:hyperlink r:id="rId24" w:history="1">
+        <w:hyperlink r:id="rId25" w:history="1">
           <w:r>
             <w:rPr>
               <w:rStyle w:val="Hyperlink"/>
@@ -2518,7 +2520,7 @@
           <w:sz w:val="24"/>
           <w:u w:val="single"/>
         </w:rPr>
-        <w:hyperlink r:id="rId24" w:history="1">
+        <w:hyperlink r:id="rId25" w:history="1">
           <w:r>
             <w:rPr>
               <w:rStyle w:val="Hyperlink"/>
@@ -2646,7 +2648,7 @@
           <w:sz w:val="24"/>
           <w:u w:val="single"/>
         </w:rPr>
-        <w:hyperlink r:id="rId25" w:history="1">
+        <w:hyperlink r:id="rId26" w:history="1">
           <w:r>
             <w:rPr>
               <w:rStyle w:val="Hyperlink"/>
@@ -2664,7 +2666,7 @@
           <w:sz w:val="24"/>
           <w:u w:val="single"/>
         </w:rPr>
-        <w:hyperlink r:id="rId25" w:history="1">
+        <w:hyperlink r:id="rId26" w:history="1">
           <w:r>
             <w:rPr>
               <w:rStyle w:val="Hyperlink"/>
@@ -2682,7 +2684,7 @@
           <w:sz w:val="24"/>
           <w:u w:val="single"/>
         </w:rPr>
-        <w:hyperlink r:id="rId25" w:history="1">
+        <w:hyperlink r:id="rId26" w:history="1">
           <w:r>
             <w:rPr>
               <w:rStyle w:val="Hyperlink"/>
@@ -2700,7 +2702,7 @@
           <w:sz w:val="24"/>
           <w:u w:val="single"/>
         </w:rPr>
-        <w:hyperlink r:id="rId25" w:history="1">
+        <w:hyperlink r:id="rId26" w:history="1">
           <w:r>
             <w:rPr>
               <w:rStyle w:val="Hyperlink"/>
@@ -2802,7 +2804,7 @@
           <w:sz w:val="24"/>
           <w:u w:val="single"/>
         </w:rPr>
-        <w:hyperlink r:id="rId26" w:history="1">
+        <w:hyperlink r:id="rId27" w:history="1">
           <w:r>
             <w:rPr>
               <w:rStyle w:val="Hyperlink"/>
@@ -2820,7 +2822,7 @@
           <w:sz w:val="24"/>
           <w:u w:val="single"/>
         </w:rPr>
-        <w:hyperlink r:id="rId26" w:history="1">
+        <w:hyperlink r:id="rId27" w:history="1">
           <w:r>
             <w:rPr>
               <w:rStyle w:val="Hyperlink"/>
@@ -2838,7 +2840,7 @@
           <w:sz w:val="24"/>
           <w:u w:val="single"/>
         </w:rPr>
-        <w:hyperlink r:id="rId26" w:history="1">
+        <w:hyperlink r:id="rId27" w:history="1">
           <w:r>
             <w:rPr>
               <w:rStyle w:val="Hyperlink"/>
@@ -2856,7 +2858,7 @@
           <w:sz w:val="24"/>
           <w:u w:val="single"/>
         </w:rPr>
-        <w:hyperlink r:id="rId26" w:history="1">
+        <w:hyperlink r:id="rId27" w:history="1">
           <w:r>
             <w:rPr>
               <w:rStyle w:val="Hyperlink"/>
@@ -2884,7 +2886,7 @@
           <w:sz w:val="24"/>
           <w:u w:val="single"/>
         </w:rPr>
-        <w:hyperlink r:id="rId27" w:history="1">
+        <w:hyperlink r:id="rId28" w:history="1">
           <w:r>
             <w:rPr>
               <w:rStyle w:val="Hyperlink"/>
@@ -2905,7 +2907,7 @@
           <w:sz w:val="24"/>
           <w:u w:val="single"/>
         </w:rPr>
-        <w:hyperlink r:id="rId26" w:history="1">
+        <w:hyperlink r:id="rId28" w:history="1">
           <w:r>
             <w:rPr>
               <w:rStyle w:val="Hyperlink"/>
@@ -2923,7 +2925,7 @@
           <w:sz w:val="24"/>
           <w:u w:val="single"/>
         </w:rPr>
-        <w:hyperlink r:id="rId26" w:history="1">
+        <w:hyperlink r:id="rId27" w:history="1">
           <w:r>
             <w:rPr>
               <w:rStyle w:val="Hyperlink"/>
@@ -2941,7 +2943,7 @@
           <w:color w:val="000000"/>
           <w:sz w:val="24"/>
         </w:rPr>
-        <w:hyperlink r:id="rId26" w:history="1">
+        <w:hyperlink r:id="rId27" w:history="1">
           <w:r>
             <w:rPr>
               <w:rStyle w:val="Hyperlink"/>
@@ -2959,7 +2961,7 @@
           <w:sz w:val="24"/>
           <w:u w:val="single"/>
         </w:rPr>
-        <w:hyperlink r:id="rId26" w:history="1">
+        <w:hyperlink r:id="rId27" w:history="1">
           <w:r>
             <w:rPr>
               <w:rStyle w:val="Hyperlink"/>
@@ -2988,7 +2990,7 @@
           <w:sz w:val="24"/>
           <w:u w:val="single"/>
         </w:rPr>
-        <w:hyperlink r:id="rId26" w:history="1">
+        <w:hyperlink r:id="rId27" w:history="1">
           <w:r>
             <w:rPr>
               <w:rStyle w:val="Hyperlink"/>
@@ -3006,7 +3008,7 @@
           <w:sz w:val="24"/>
           <w:u w:val="single"/>
         </w:rPr>
-        <w:hyperlink r:id="rId28" w:history="1">
+        <w:hyperlink r:id="rId27" w:history="1">
           <w:r>
             <w:rPr>
               <w:rStyle w:val="Hyperlink"/>

--- a/EXPORTS/DOCX/published/niveau3/Dutch/KoninklijkeBazar.docx
+++ b/EXPORTS/DOCX/published/niveau3/Dutch/KoninklijkeBazar.docx
@@ -488,63 +488,13 @@
       </w:r>
       <w:r>
         <w:rPr>
-          <w:u w:val="single" w:color="0000ff"/>
           <w:rFonts w:ascii="Charis SIL Regular" w:hAnsi="Charis SIL Regular" w:eastAsia="Charis SIL Regular"/>
           <w:b w:val="0"/>
           <w:i w:val="0"/>
           <w:color w:val="000000"/>
           <w:sz w:val="24"/>
         </w:rPr>
-        <w:t>,</w:t>
-      </w:r>
-      <w:r>
-        <w:rPr>
-          <w:rFonts w:ascii="Charis SIL Regular" w:hAnsi="Charis SIL Regular" w:eastAsia="Charis SIL Regular"/>
-          <w:b w:val="0"/>
-          <w:i w:val="0"/>
-          <w:color w:val="000000"/>
-          <w:sz w:val="24"/>
-        </w:rPr>
-        <w:t xml:space="preserve"> </w:t>
-      </w:r>
-      <w:r>
-        <w:rPr>
-          <w:u w:val="single" w:color="0000ff"/>
-          <w:rFonts w:ascii="Charis SIL Regular" w:hAnsi="Charis SIL Regular" w:eastAsia="Charis SIL Regular"/>
-          <w:b w:val="0"/>
-          <w:i w:val="0"/>
-          <w:color w:val="000000"/>
-          <w:sz w:val="24"/>
-        </w:rPr>
-        <w:hyperlink r:id="rId12" w:history="1">
-          <w:r>
-            <w:rPr>
-              <w:rStyle w:val="Hyperlink"/>
-            </w:rPr>
-            <w:t xml:space="preserve">onder </w:t>
-          </w:r>
-        </w:hyperlink>
-      </w:r>
-      <w:r>
-        <w:rPr>
-          <w:rFonts w:ascii="Charis SIL Regular" w:hAnsi="Charis SIL Regular" w:eastAsia="Charis SIL Regular"/>
-          <w:b w:val="0"/>
-          <w:i w:val="0"/>
-          <w:color w:val="000000"/>
-          <w:sz w:val="24"/>
-        </w:rPr>
-        <w:t>wie kon</w:t>
-      </w:r>
-      <w:r>
-        <w:rPr>
-          <w:u w:val="single" w:color="0000ff"/>
-          <w:rFonts w:ascii="Charis SIL Regular" w:hAnsi="Charis SIL Regular" w:eastAsia="Charis SIL Regular"/>
-          <w:b w:val="0"/>
-          <w:i w:val="0"/>
-          <w:color w:val="000000"/>
-          <w:sz w:val="24"/>
-        </w:rPr>
-        <w:t xml:space="preserve">ing </w:t>
+        <w:t xml:space="preserve">, onder wie koning </w:t>
       </w:r>
       <w:r>
         <w:rPr>
@@ -555,7 +505,7 @@
           <w:sz w:val="24"/>
           <w:u w:val="single"/>
         </w:rPr>
-        <w:hyperlink r:id="rId15" w:history="1">
+        <w:hyperlink r:id="rId13" w:history="1">
           <w:r>
             <w:rPr>
               <w:rStyle w:val="Hyperlink"/>
@@ -659,13 +609,24 @@
       </w:r>
       <w:r>
         <w:rPr>
+          <w:u w:val="single" w:color="0000ff"/>
           <w:rFonts w:ascii="Charis SIL Regular" w:hAnsi="Charis SIL Regular" w:eastAsia="Charis SIL Regular"/>
           <w:b w:val="0"/>
           <w:i w:val="0"/>
           <w:color w:val="000000"/>
           <w:sz w:val="24"/>
         </w:rPr>
-        <w:t xml:space="preserve">t </w:t>
+        <w:t>t</w:t>
+      </w:r>
+      <w:r>
+        <w:rPr>
+          <w:rFonts w:ascii="Charis SIL Regular" w:hAnsi="Charis SIL Regular" w:eastAsia="Charis SIL Regular"/>
+          <w:b w:val="0"/>
+          <w:i w:val="0"/>
+          <w:color w:val="000000"/>
+          <w:sz w:val="24"/>
+        </w:rPr>
+        <w:t xml:space="preserve"> </w:t>
       </w:r>
       <w:r>
         <w:rPr>
@@ -676,7 +637,7 @@
           <w:sz w:val="24"/>
           <w:u w:val="single"/>
         </w:rPr>
-        <w:hyperlink r:id="rId16" w:history="1">
+        <w:hyperlink r:id="rId15" w:history="1">
           <w:r>
             <w:rPr>
               <w:rStyle w:val="Hyperlink"/>
@@ -705,7 +666,7 @@
           <w:sz w:val="24"/>
           <w:u w:val="single"/>
         </w:rPr>
-        <w:hyperlink r:id="rId16" w:history="1">
+        <w:hyperlink r:id="rId15" w:history="1">
           <w:r>
             <w:rPr>
               <w:rStyle w:val="Hyperlink"/>
@@ -734,7 +695,7 @@
           <w:sz w:val="24"/>
           <w:u w:val="single"/>
         </w:rPr>
-        <w:hyperlink r:id="rId16" w:history="1">
+        <w:hyperlink r:id="rId15" w:history="1">
           <w:r>
             <w:rPr>
               <w:rStyle w:val="Hyperlink"/>
@@ -752,7 +713,7 @@
           <w:sz w:val="24"/>
           <w:u w:val="single"/>
         </w:rPr>
-        <w:hyperlink r:id="rId16" w:history="1">
+        <w:hyperlink r:id="rId15" w:history="1">
           <w:r>
             <w:rPr>
               <w:rStyle w:val="Hyperlink"/>
@@ -780,14 +741,7 @@
           <w:color w:val="000000"/>
           <w:sz w:val="24"/>
         </w:rPr>
-        <w:hyperlink r:id="rId15" w:history="1">
-          <w:r>
-            <w:rPr>
-              <w:rStyle w:val="Hyperlink"/>
-            </w:rPr>
-            <w:t xml:space="preserve">ge </w:t>
-          </w:r>
-        </w:hyperlink>
+        <w:t xml:space="preserve">ge </w:t>
       </w:r>
       <w:r>
         <w:rPr>
@@ -798,7 +752,7 @@
           <w:sz w:val="24"/>
           <w:u w:val="single"/>
         </w:rPr>
-        <w:hyperlink r:id="rId15" w:history="1">
+        <w:hyperlink r:id="rId16" w:history="1">
           <w:r>
             <w:rPr>
               <w:rStyle w:val="Hyperlink"/>
@@ -827,7 +781,7 @@
           <w:sz w:val="24"/>
           <w:u w:val="single"/>
         </w:rPr>
-        <w:hyperlink r:id="rId17" w:history="1">
+        <w:hyperlink r:id="rId16" w:history="1">
           <w:r>
             <w:rPr>
               <w:rStyle w:val="Hyperlink"/>
@@ -845,12 +799,12 @@
           <w:sz w:val="24"/>
           <w:u w:val="single"/>
         </w:rPr>
-        <w:hyperlink r:id="rId17" w:history="1">
+        <w:hyperlink r:id="rId16" w:history="1">
           <w:r>
             <w:rPr>
               <w:rStyle w:val="Hyperlink"/>
             </w:rPr>
-            <w:t>thnografis</w:t>
+            <w:t>thnografisc</w:t>
           </w:r>
         </w:hyperlink>
       </w:r>
@@ -861,23 +815,7 @@
           <w:i w:val="0"/>
           <w:color w:val="0000FF"/>
           <w:sz w:val="24"/>
-        </w:rPr>
-        <w:hyperlink r:id="rId17" w:history="1">
-          <w:r>
-            <w:rPr>
-              <w:rStyle w:val="Hyperlink"/>
-            </w:rPr>
-            <w:t>c</w:t>
-          </w:r>
-        </w:hyperlink>
-      </w:r>
-      <w:r>
-        <w:rPr>
-          <w:rFonts w:ascii="Charis SIL Regular" w:hAnsi="Charis SIL Regular" w:eastAsia="Charis SIL Regular"/>
-          <w:b w:val="0"/>
-          <w:i w:val="0"/>
-          <w:color w:val="0000FF"/>
-          <w:sz w:val="24"/>
+          <w:u w:val="single"/>
         </w:rPr>
         <w:t>h</w:t>
       </w:r>
@@ -901,14 +839,24 @@
           <w:sz w:val="24"/>
           <w:u w:val="single"/>
         </w:rPr>
-        <w:hyperlink r:id="rId17" w:history="1">
+        <w:hyperlink r:id="rId16" w:history="1">
           <w:r>
             <w:rPr>
               <w:rStyle w:val="Hyperlink"/>
             </w:rPr>
-            <w:t>Museum</w:t>
+            <w:t>Museu</w:t>
           </w:r>
         </w:hyperlink>
+      </w:r>
+      <w:r>
+        <w:rPr>
+          <w:rFonts w:ascii="Charis SIL Regular" w:hAnsi="Charis SIL Regular" w:eastAsia="Charis SIL Regular"/>
+          <w:b w:val="0"/>
+          <w:i w:val="0"/>
+          <w:color w:val="0000FF"/>
+          <w:sz w:val="24"/>
+        </w:rPr>
+        <w:t>m</w:t>
       </w:r>
       <w:r>
         <w:rPr>
@@ -929,7 +877,7 @@
           <w:color w:val="000000"/>
           <w:sz w:val="24"/>
         </w:rPr>
-        <w:hyperlink r:id="rId16" w:history="1">
+        <w:hyperlink r:id="rId15" w:history="1">
           <w:r>
             <w:rPr>
               <w:rStyle w:val="Hyperlink"/>
@@ -958,7 +906,7 @@
           <w:color w:val="000000"/>
           <w:sz w:val="24"/>
         </w:rPr>
-        <w:hyperlink r:id="rId16" w:history="1">
+        <w:hyperlink r:id="rId15" w:history="1">
           <w:r>
             <w:rPr>
               <w:rStyle w:val="Hyperlink"/>
@@ -976,7 +924,7 @@
           <w:color w:val="000000"/>
           <w:sz w:val="24"/>
         </w:rPr>
-        <w:hyperlink r:id="rId16" w:history="1">
+        <w:hyperlink r:id="rId15" w:history="1">
           <w:r>
             <w:rPr>
               <w:rStyle w:val="Hyperlink"/>
@@ -1004,7 +952,7 @@
           <w:color w:val="000000"/>
           <w:sz w:val="24"/>
         </w:rPr>
-        <w:hyperlink r:id="rId17" w:history="1">
+        <w:hyperlink r:id="rId16" w:history="1">
           <w:r>
             <w:rPr>
               <w:rStyle w:val="Hyperlink"/>
@@ -1022,7 +970,7 @@
           <w:color w:val="000000"/>
           <w:sz w:val="24"/>
         </w:rPr>
-        <w:hyperlink r:id="rId17" w:history="1">
+        <w:hyperlink r:id="rId16" w:history="1">
           <w:r>
             <w:rPr>
               <w:rStyle w:val="Hyperlink"/>
@@ -1040,7 +988,7 @@
           <w:color w:val="000000"/>
           <w:sz w:val="24"/>
         </w:rPr>
-        <w:hyperlink r:id="rId17" w:history="1">
+        <w:hyperlink r:id="rId16" w:history="1">
           <w:r>
             <w:rPr>
               <w:rStyle w:val="Hyperlink"/>
@@ -1058,7 +1006,7 @@
           <w:color w:val="000000"/>
           <w:sz w:val="24"/>
         </w:rPr>
-        <w:hyperlink r:id="rId17" w:history="1">
+        <w:hyperlink r:id="rId16" w:history="1">
           <w:r>
             <w:rPr>
               <w:rStyle w:val="Hyperlink"/>
@@ -1076,7 +1024,7 @@
           <w:color w:val="000000"/>
           <w:sz w:val="24"/>
         </w:rPr>
-        <w:hyperlink r:id="rId17" w:history="1">
+        <w:hyperlink r:id="rId16" w:history="1">
           <w:r>
             <w:rPr>
               <w:rStyle w:val="Hyperlink"/>
@@ -1154,7 +1102,7 @@
           <w:sz w:val="24"/>
           <w:u w:val="single"/>
         </w:rPr>
-        <w:hyperlink r:id="rId18" w:history="1">
+        <w:hyperlink r:id="rId17" w:history="1">
           <w:r>
             <w:rPr>
               <w:rStyle w:val="Hyperlink"/>
@@ -1183,7 +1131,7 @@
           <w:sz w:val="24"/>
           <w:u w:val="single"/>
         </w:rPr>
-        <w:hyperlink r:id="rId18" w:history="1">
+        <w:hyperlink r:id="rId17" w:history="1">
           <w:r>
             <w:rPr>
               <w:rStyle w:val="Hyperlink"/>
@@ -1221,7 +1169,7 @@
           <w:color w:val="000000"/>
           <w:sz w:val="24"/>
         </w:rPr>
-        <w:hyperlink r:id="rId18" w:history="1">
+        <w:hyperlink r:id="rId17" w:history="1">
           <w:r>
             <w:rPr>
               <w:rStyle w:val="Hyperlink"/>
@@ -1239,7 +1187,7 @@
           <w:color w:val="000000"/>
           <w:sz w:val="24"/>
         </w:rPr>
-        <w:hyperlink r:id="rId18" w:history="1">
+        <w:hyperlink r:id="rId17" w:history="1">
           <w:r>
             <w:rPr>
               <w:rStyle w:val="Hyperlink"/>
@@ -1267,7 +1215,7 @@
           <w:sz w:val="24"/>
           <w:u w:val="single"/>
         </w:rPr>
-        <w:hyperlink r:id="rId17" w:history="1">
+        <w:hyperlink r:id="rId16" w:history="1">
           <w:r>
             <w:rPr>
               <w:rStyle w:val="Hyperlink"/>
@@ -1296,7 +1244,7 @@
           <w:sz w:val="24"/>
           <w:u w:val="single"/>
         </w:rPr>
-        <w:hyperlink r:id="rId17" w:history="1">
+        <w:hyperlink r:id="rId16" w:history="1">
           <w:r>
             <w:rPr>
               <w:rStyle w:val="Hyperlink"/>
@@ -1584,7 +1532,7 @@
           <w:sz w:val="24"/>
           <w:u w:val="single"/>
         </w:rPr>
-        <w:hyperlink r:id="rId19" w:history="1">
+        <w:hyperlink r:id="rId18" w:history="1">
           <w:r>
             <w:rPr>
               <w:rStyle w:val="Hyperlink"/>
@@ -1602,7 +1550,7 @@
           <w:sz w:val="24"/>
           <w:u w:val="single"/>
         </w:rPr>
-        <w:hyperlink r:id="rId19" w:history="1">
+        <w:hyperlink r:id="rId18" w:history="1">
           <w:r>
             <w:rPr>
               <w:rStyle w:val="Hyperlink"/>
@@ -1620,7 +1568,7 @@
           <w:sz w:val="24"/>
           <w:u w:val="single"/>
         </w:rPr>
-        <w:hyperlink r:id="rId19" w:history="1">
+        <w:hyperlink r:id="rId18" w:history="1">
           <w:r>
             <w:rPr>
               <w:rStyle w:val="Hyperlink"/>
@@ -1638,7 +1586,7 @@
           <w:sz w:val="24"/>
           <w:u w:val="single"/>
         </w:rPr>
-        <w:hyperlink r:id="rId19" w:history="1">
+        <w:hyperlink r:id="rId18" w:history="1">
           <w:r>
             <w:rPr>
               <w:rStyle w:val="Hyperlink"/>
@@ -1656,7 +1604,7 @@
           <w:sz w:val="24"/>
           <w:u w:val="single"/>
         </w:rPr>
-        <w:hyperlink r:id="rId19" w:history="1">
+        <w:hyperlink r:id="rId18" w:history="1">
           <w:r>
             <w:rPr>
               <w:rStyle w:val="Hyperlink"/>
@@ -1674,7 +1622,7 @@
           <w:sz w:val="24"/>
           <w:u w:val="single"/>
         </w:rPr>
-        <w:hyperlink r:id="rId19" w:history="1">
+        <w:hyperlink r:id="rId18" w:history="1">
           <w:r>
             <w:rPr>
               <w:rStyle w:val="Hyperlink"/>
@@ -1692,7 +1640,7 @@
           <w:sz w:val="24"/>
           <w:u w:val="single"/>
         </w:rPr>
-        <w:hyperlink r:id="rId19" w:history="1">
+        <w:hyperlink r:id="rId18" w:history="1">
           <w:r>
             <w:rPr>
               <w:rStyle w:val="Hyperlink"/>
@@ -1839,7 +1787,7 @@
           <w:sz w:val="24"/>
           <w:u w:val="single"/>
         </w:rPr>
-        <w:hyperlink r:id="rId20" w:history="1">
+        <w:hyperlink r:id="rId19" w:history="1">
           <w:r>
             <w:rPr>
               <w:rStyle w:val="Hyperlink"/>
@@ -1857,7 +1805,7 @@
           <w:sz w:val="24"/>
           <w:u w:val="single"/>
         </w:rPr>
-        <w:hyperlink r:id="rId20" w:history="1">
+        <w:hyperlink r:id="rId19" w:history="1">
           <w:r>
             <w:rPr>
               <w:rStyle w:val="Hyperlink"/>
@@ -1875,7 +1823,7 @@
           <w:sz w:val="24"/>
           <w:u w:val="single"/>
         </w:rPr>
-        <w:hyperlink r:id="rId20" w:history="1">
+        <w:hyperlink r:id="rId19" w:history="1">
           <w:r>
             <w:rPr>
               <w:rStyle w:val="Hyperlink"/>
@@ -1893,7 +1841,7 @@
           <w:sz w:val="24"/>
           <w:u w:val="single"/>
         </w:rPr>
-        <w:hyperlink r:id="rId20" w:history="1">
+        <w:hyperlink r:id="rId19" w:history="1">
           <w:r>
             <w:rPr>
               <w:rStyle w:val="Hyperlink"/>
@@ -1911,7 +1859,7 @@
           <w:sz w:val="24"/>
           <w:u w:val="single"/>
         </w:rPr>
-        <w:hyperlink r:id="rId20" w:history="1">
+        <w:hyperlink r:id="rId19" w:history="1">
           <w:r>
             <w:rPr>
               <w:rStyle w:val="Hyperlink"/>
@@ -1929,7 +1877,7 @@
           <w:sz w:val="24"/>
           <w:u w:val="single"/>
         </w:rPr>
-        <w:hyperlink r:id="rId20" w:history="1">
+        <w:hyperlink r:id="rId19" w:history="1">
           <w:r>
             <w:rPr>
               <w:rStyle w:val="Hyperlink"/>
@@ -2042,7 +1990,7 @@
           <w:color w:val="0000FF"/>
           <w:sz w:val="24"/>
         </w:rPr>
-        <w:hyperlink r:id="rId21" w:history="1">
+        <w:hyperlink r:id="rId20" w:history="1">
           <w:r>
             <w:rPr>
               <w:rStyle w:val="Hyperlink"/>
@@ -2059,7 +2007,7 @@
           <w:color w:val="0000FF"/>
           <w:sz w:val="24"/>
         </w:rPr>
-        <w:hyperlink r:id="rId21" w:history="1">
+        <w:hyperlink r:id="rId20" w:history="1">
           <w:r>
             <w:rPr>
               <w:rStyle w:val="Hyperlink"/>
@@ -2076,7 +2024,7 @@
           <w:color w:val="0000FF"/>
           <w:sz w:val="24"/>
         </w:rPr>
-        <w:hyperlink r:id="rId21" w:history="1">
+        <w:hyperlink r:id="rId20" w:history="1">
           <w:r>
             <w:rPr>
               <w:rStyle w:val="Hyperlink"/>
@@ -2186,7 +2134,7 @@
           <w:color w:val="0000FF"/>
           <w:sz w:val="24"/>
         </w:rPr>
-        <w:hyperlink r:id="rId22" w:history="1">
+        <w:hyperlink r:id="rId21" w:history="1">
           <w:r>
             <w:rPr>
               <w:rStyle w:val="Hyperlink"/>
@@ -2203,7 +2151,7 @@
           <w:color w:val="0000FF"/>
           <w:sz w:val="24"/>
         </w:rPr>
-        <w:hyperlink r:id="rId22" w:history="1">
+        <w:hyperlink r:id="rId21" w:history="1">
           <w:r>
             <w:rPr>
               <w:rStyle w:val="Hyperlink"/>
@@ -2291,7 +2239,7 @@
           <w:sz w:val="24"/>
           <w:u w:val="single"/>
         </w:rPr>
-        <w:hyperlink r:id="rId23" w:history="1">
+        <w:hyperlink r:id="rId22" w:history="1">
           <w:r>
             <w:rPr>
               <w:rStyle w:val="Hyperlink"/>
@@ -2309,7 +2257,7 @@
           <w:sz w:val="24"/>
           <w:u w:val="single"/>
         </w:rPr>
-        <w:hyperlink r:id="rId23" w:history="1">
+        <w:hyperlink r:id="rId22" w:history="1">
           <w:r>
             <w:rPr>
               <w:rStyle w:val="Hyperlink"/>
@@ -2427,7 +2375,7 @@
           <w:sz w:val="24"/>
           <w:u w:val="single"/>
         </w:rPr>
-        <w:hyperlink r:id="rId24" w:history="1">
+        <w:hyperlink r:id="rId23" w:history="1">
           <w:r>
             <w:rPr>
               <w:rStyle w:val="Hyperlink"/>
@@ -2445,7 +2393,7 @@
           <w:sz w:val="24"/>
           <w:u w:val="single"/>
         </w:rPr>
-        <w:hyperlink r:id="rId24" w:history="1">
+        <w:hyperlink r:id="rId23" w:history="1">
           <w:r>
             <w:rPr>
               <w:rStyle w:val="Hyperlink"/>
@@ -2463,7 +2411,7 @@
           <w:sz w:val="24"/>
           <w:u w:val="single"/>
         </w:rPr>
-        <w:hyperlink r:id="rId24" w:history="1">
+        <w:hyperlink r:id="rId23" w:history="1">
           <w:r>
             <w:rPr>
               <w:rStyle w:val="Hyperlink"/>
@@ -2491,7 +2439,7 @@
           <w:sz w:val="24"/>
           <w:u w:val="single"/>
         </w:rPr>
-        <w:hyperlink r:id="rId25" w:history="1">
+        <w:hyperlink r:id="rId24" w:history="1">
           <w:r>
             <w:rPr>
               <w:rStyle w:val="Hyperlink"/>
@@ -2520,7 +2468,7 @@
           <w:sz w:val="24"/>
           <w:u w:val="single"/>
         </w:rPr>
-        <w:hyperlink r:id="rId25" w:history="1">
+        <w:hyperlink r:id="rId24" w:history="1">
           <w:r>
             <w:rPr>
               <w:rStyle w:val="Hyperlink"/>
@@ -2648,7 +2596,7 @@
           <w:sz w:val="24"/>
           <w:u w:val="single"/>
         </w:rPr>
-        <w:hyperlink r:id="rId26" w:history="1">
+        <w:hyperlink r:id="rId25" w:history="1">
           <w:r>
             <w:rPr>
               <w:rStyle w:val="Hyperlink"/>
@@ -2666,7 +2614,7 @@
           <w:sz w:val="24"/>
           <w:u w:val="single"/>
         </w:rPr>
-        <w:hyperlink r:id="rId26" w:history="1">
+        <w:hyperlink r:id="rId25" w:history="1">
           <w:r>
             <w:rPr>
               <w:rStyle w:val="Hyperlink"/>
@@ -2684,7 +2632,7 @@
           <w:sz w:val="24"/>
           <w:u w:val="single"/>
         </w:rPr>
-        <w:hyperlink r:id="rId26" w:history="1">
+        <w:hyperlink r:id="rId25" w:history="1">
           <w:r>
             <w:rPr>
               <w:rStyle w:val="Hyperlink"/>
@@ -2702,7 +2650,7 @@
           <w:sz w:val="24"/>
           <w:u w:val="single"/>
         </w:rPr>
-        <w:hyperlink r:id="rId26" w:history="1">
+        <w:hyperlink r:id="rId25" w:history="1">
           <w:r>
             <w:rPr>
               <w:rStyle w:val="Hyperlink"/>
@@ -2804,7 +2752,7 @@
           <w:sz w:val="24"/>
           <w:u w:val="single"/>
         </w:rPr>
-        <w:hyperlink r:id="rId27" w:history="1">
+        <w:hyperlink r:id="rId26" w:history="1">
           <w:r>
             <w:rPr>
               <w:rStyle w:val="Hyperlink"/>
@@ -2822,7 +2770,7 @@
           <w:sz w:val="24"/>
           <w:u w:val="single"/>
         </w:rPr>
-        <w:hyperlink r:id="rId27" w:history="1">
+        <w:hyperlink r:id="rId26" w:history="1">
           <w:r>
             <w:rPr>
               <w:rStyle w:val="Hyperlink"/>
@@ -2840,7 +2788,7 @@
           <w:sz w:val="24"/>
           <w:u w:val="single"/>
         </w:rPr>
-        <w:hyperlink r:id="rId27" w:history="1">
+        <w:hyperlink r:id="rId26" w:history="1">
           <w:r>
             <w:rPr>
               <w:rStyle w:val="Hyperlink"/>
@@ -2858,7 +2806,7 @@
           <w:sz w:val="24"/>
           <w:u w:val="single"/>
         </w:rPr>
-        <w:hyperlink r:id="rId27" w:history="1">
+        <w:hyperlink r:id="rId26" w:history="1">
           <w:r>
             <w:rPr>
               <w:rStyle w:val="Hyperlink"/>
@@ -2886,7 +2834,7 @@
           <w:sz w:val="24"/>
           <w:u w:val="single"/>
         </w:rPr>
-        <w:hyperlink r:id="rId28" w:history="1">
+        <w:hyperlink r:id="rId27" w:history="1">
           <w:r>
             <w:rPr>
               <w:rStyle w:val="Hyperlink"/>
@@ -2907,7 +2855,7 @@
           <w:sz w:val="24"/>
           <w:u w:val="single"/>
         </w:rPr>
-        <w:hyperlink r:id="rId28" w:history="1">
+        <w:hyperlink r:id="rId26" w:history="1">
           <w:r>
             <w:rPr>
               <w:rStyle w:val="Hyperlink"/>
@@ -2925,7 +2873,7 @@
           <w:sz w:val="24"/>
           <w:u w:val="single"/>
         </w:rPr>
-        <w:hyperlink r:id="rId27" w:history="1">
+        <w:hyperlink r:id="rId26" w:history="1">
           <w:r>
             <w:rPr>
               <w:rStyle w:val="Hyperlink"/>
@@ -2936,14 +2884,13 @@
       </w:r>
       <w:r>
         <w:rPr>
-          <w:u w:val="single" w:color="0000ff"/>
           <w:rFonts w:ascii="Charis SIL Regular" w:hAnsi="Charis SIL Regular" w:eastAsia="Charis SIL Regular"/>
           <w:b w:val="0"/>
           <w:i w:val="0"/>
           <w:color w:val="000000"/>
           <w:sz w:val="24"/>
         </w:rPr>
-        <w:hyperlink r:id="rId27" w:history="1">
+        <w:hyperlink r:id="rId26" w:history="1">
           <w:r>
             <w:rPr>
               <w:rStyle w:val="Hyperlink"/>
@@ -2961,7 +2908,7 @@
           <w:sz w:val="24"/>
           <w:u w:val="single"/>
         </w:rPr>
-        <w:hyperlink r:id="rId27" w:history="1">
+        <w:hyperlink r:id="rId26" w:history="1">
           <w:r>
             <w:rPr>
               <w:rStyle w:val="Hyperlink"/>
@@ -2990,7 +2937,7 @@
           <w:sz w:val="24"/>
           <w:u w:val="single"/>
         </w:rPr>
-        <w:hyperlink r:id="rId27" w:history="1">
+        <w:hyperlink r:id="rId26" w:history="1">
           <w:r>
             <w:rPr>
               <w:rStyle w:val="Hyperlink"/>
@@ -3008,7 +2955,7 @@
           <w:sz w:val="24"/>
           <w:u w:val="single"/>
         </w:rPr>
-        <w:hyperlink r:id="rId27" w:history="1">
+        <w:hyperlink r:id="rId26" w:history="1">
           <w:r>
             <w:rPr>
               <w:rStyle w:val="Hyperlink"/>
@@ -3084,7 +3031,7 @@
           <w:sz w:val="24"/>
           <w:u w:val="single"/>
         </w:rPr>
-        <w:hyperlink r:id="rId29" w:history="1">
+        <w:hyperlink r:id="rId28" w:history="1">
           <w:r>
             <w:rPr>
               <w:rStyle w:val="Hyperlink"/>
@@ -3102,7 +3049,7 @@
           <w:sz w:val="24"/>
           <w:u w:val="single"/>
         </w:rPr>
-        <w:hyperlink r:id="rId29" w:history="1">
+        <w:hyperlink r:id="rId28" w:history="1">
           <w:r>
             <w:rPr>
               <w:rStyle w:val="Hyperlink"/>
@@ -3120,7 +3067,7 @@
           <w:sz w:val="24"/>
           <w:u w:val="single"/>
         </w:rPr>
-        <w:hyperlink r:id="rId29" w:history="1">
+        <w:hyperlink r:id="rId28" w:history="1">
           <w:r>
             <w:rPr>
               <w:rStyle w:val="Hyperlink"/>
@@ -3148,7 +3095,7 @@
           <w:sz w:val="24"/>
           <w:u w:val="single"/>
         </w:rPr>
-        <w:hyperlink r:id="rId29" w:history="1">
+        <w:hyperlink r:id="rId28" w:history="1">
           <w:r>
             <w:rPr>
               <w:rStyle w:val="Hyperlink"/>
@@ -3177,7 +3124,7 @@
           <w:sz w:val="24"/>
           <w:u w:val="single"/>
         </w:rPr>
-        <w:hyperlink r:id="rId29" w:history="1">
+        <w:hyperlink r:id="rId28" w:history="1">
           <w:r>
             <w:rPr>
               <w:rStyle w:val="Hyperlink"/>
@@ -3299,7 +3246,7 @@
           <w:sz w:val="24"/>
           <w:u w:val="single"/>
         </w:rPr>
-        <w:hyperlink r:id="rId30" w:history="1">
+        <w:hyperlink r:id="rId29" w:history="1">
           <w:r>
             <w:rPr>
               <w:rStyle w:val="Hyperlink"/>
@@ -3317,7 +3264,7 @@
           <w:sz w:val="24"/>
           <w:u w:val="single"/>
         </w:rPr>
-        <w:hyperlink r:id="rId30" w:history="1">
+        <w:hyperlink r:id="rId29" w:history="1">
           <w:r>
             <w:rPr>
               <w:rStyle w:val="Hyperlink"/>
@@ -3335,7 +3282,7 @@
           <w:sz w:val="24"/>
           <w:u w:val="single"/>
         </w:rPr>
-        <w:hyperlink r:id="rId30" w:history="1">
+        <w:hyperlink r:id="rId29" w:history="1">
           <w:r>
             <w:rPr>
               <w:rStyle w:val="Hyperlink"/>
@@ -3363,7 +3310,7 @@
           <w:sz w:val="24"/>
           <w:u w:val="single"/>
         </w:rPr>
-        <w:hyperlink r:id="rId30" w:history="1">
+        <w:hyperlink r:id="rId29" w:history="1">
           <w:r>
             <w:rPr>
               <w:rStyle w:val="Hyperlink"/>
@@ -3392,7 +3339,7 @@
           <w:sz w:val="24"/>
           <w:u w:val="single"/>
         </w:rPr>
-        <w:hyperlink r:id="rId30" w:history="1">
+        <w:hyperlink r:id="rId29" w:history="1">
           <w:r>
             <w:rPr>
               <w:rStyle w:val="Hyperlink"/>

--- a/EXPORTS/DOCX/published/niveau3/Dutch/KoninklijkeBazar.docx
+++ b/EXPORTS/DOCX/published/niveau3/Dutch/KoninklijkeBazar.docx
@@ -488,13 +488,52 @@
       </w:r>
       <w:r>
         <w:rPr>
+          <w:u w:val="single" w:color="0000ff"/>
           <w:rFonts w:ascii="Charis SIL Regular" w:hAnsi="Charis SIL Regular" w:eastAsia="Charis SIL Regular"/>
           <w:b w:val="0"/>
           <w:i w:val="0"/>
           <w:color w:val="000000"/>
           <w:sz w:val="24"/>
         </w:rPr>
-        <w:t xml:space="preserve">, onder wie koning </w:t>
+        <w:t>,</w:t>
+      </w:r>
+      <w:r>
+        <w:rPr>
+          <w:rFonts w:ascii="Charis SIL Regular" w:hAnsi="Charis SIL Regular" w:eastAsia="Charis SIL Regular"/>
+          <w:b w:val="0"/>
+          <w:i w:val="0"/>
+          <w:color w:val="000000"/>
+          <w:sz w:val="24"/>
+        </w:rPr>
+        <w:t xml:space="preserve"> </w:t>
+      </w:r>
+      <w:r>
+        <w:rPr>
+          <w:u w:val="single" w:color="0000ff"/>
+          <w:rFonts w:ascii="Charis SIL Regular" w:hAnsi="Charis SIL Regular" w:eastAsia="Charis SIL Regular"/>
+          <w:b w:val="0"/>
+          <w:i w:val="0"/>
+          <w:color w:val="000000"/>
+          <w:sz w:val="24"/>
+        </w:rPr>
+        <w:hyperlink r:id="rId12" w:history="1">
+          <w:r>
+            <w:rPr>
+              <w:rStyle w:val="Hyperlink"/>
+            </w:rPr>
+            <w:t xml:space="preserve">onder </w:t>
+          </w:r>
+        </w:hyperlink>
+      </w:r>
+      <w:r>
+        <w:rPr>
+          <w:rFonts w:ascii="Charis SIL Regular" w:hAnsi="Charis SIL Regular" w:eastAsia="Charis SIL Regular"/>
+          <w:b w:val="0"/>
+          <w:i w:val="0"/>
+          <w:color w:val="000000"/>
+          <w:sz w:val="24"/>
+        </w:rPr>
+        <w:t xml:space="preserve">wie koning </w:t>
       </w:r>
       <w:r>
         <w:rPr>
@@ -2884,6 +2923,7 @@
       </w:r>
       <w:r>
         <w:rPr>
+          <w:u w:val="single" w:color="0000ff"/>
           <w:rFonts w:ascii="Charis SIL Regular" w:hAnsi="Charis SIL Regular" w:eastAsia="Charis SIL Regular"/>
           <w:b w:val="0"/>
           <w:i w:val="0"/>
@@ -2908,7 +2948,7 @@
           <w:sz w:val="24"/>
           <w:u w:val="single"/>
         </w:rPr>
-        <w:hyperlink r:id="rId26" w:history="1">
+        <w:hyperlink r:id="rId28" w:history="1">
           <w:r>
             <w:rPr>
               <w:rStyle w:val="Hyperlink"/>
@@ -2937,7 +2977,7 @@
           <w:sz w:val="24"/>
           <w:u w:val="single"/>
         </w:rPr>
-        <w:hyperlink r:id="rId26" w:history="1">
+        <w:hyperlink r:id="rId28" w:history="1">
           <w:r>
             <w:rPr>
               <w:rStyle w:val="Hyperlink"/>
@@ -2955,7 +2995,7 @@
           <w:sz w:val="24"/>
           <w:u w:val="single"/>
         </w:rPr>
-        <w:hyperlink r:id="rId26" w:history="1">
+        <w:hyperlink r:id="rId28" w:history="1">
           <w:r>
             <w:rPr>
               <w:rStyle w:val="Hyperlink"/>
@@ -3031,7 +3071,7 @@
           <w:sz w:val="24"/>
           <w:u w:val="single"/>
         </w:rPr>
-        <w:hyperlink r:id="rId28" w:history="1">
+        <w:hyperlink r:id="rId29" w:history="1">
           <w:r>
             <w:rPr>
               <w:rStyle w:val="Hyperlink"/>
@@ -3049,7 +3089,7 @@
           <w:sz w:val="24"/>
           <w:u w:val="single"/>
         </w:rPr>
-        <w:hyperlink r:id="rId28" w:history="1">
+        <w:hyperlink r:id="rId29" w:history="1">
           <w:r>
             <w:rPr>
               <w:rStyle w:val="Hyperlink"/>
@@ -3067,7 +3107,7 @@
           <w:sz w:val="24"/>
           <w:u w:val="single"/>
         </w:rPr>
-        <w:hyperlink r:id="rId28" w:history="1">
+        <w:hyperlink r:id="rId29" w:history="1">
           <w:r>
             <w:rPr>
               <w:rStyle w:val="Hyperlink"/>
@@ -3095,7 +3135,7 @@
           <w:sz w:val="24"/>
           <w:u w:val="single"/>
         </w:rPr>
-        <w:hyperlink r:id="rId28" w:history="1">
+        <w:hyperlink r:id="rId29" w:history="1">
           <w:r>
             <w:rPr>
               <w:rStyle w:val="Hyperlink"/>
@@ -3124,7 +3164,7 @@
           <w:sz w:val="24"/>
           <w:u w:val="single"/>
         </w:rPr>
-        <w:hyperlink r:id="rId28" w:history="1">
+        <w:hyperlink r:id="rId29" w:history="1">
           <w:r>
             <w:rPr>
               <w:rStyle w:val="Hyperlink"/>
@@ -3246,7 +3286,7 @@
           <w:sz w:val="24"/>
           <w:u w:val="single"/>
         </w:rPr>
-        <w:hyperlink r:id="rId29" w:history="1">
+        <w:hyperlink r:id="rId30" w:history="1">
           <w:r>
             <w:rPr>
               <w:rStyle w:val="Hyperlink"/>
@@ -3264,7 +3304,7 @@
           <w:sz w:val="24"/>
           <w:u w:val="single"/>
         </w:rPr>
-        <w:hyperlink r:id="rId29" w:history="1">
+        <w:hyperlink r:id="rId30" w:history="1">
           <w:r>
             <w:rPr>
               <w:rStyle w:val="Hyperlink"/>
@@ -3282,7 +3322,7 @@
           <w:sz w:val="24"/>
           <w:u w:val="single"/>
         </w:rPr>
-        <w:hyperlink r:id="rId29" w:history="1">
+        <w:hyperlink r:id="rId30" w:history="1">
           <w:r>
             <w:rPr>
               <w:rStyle w:val="Hyperlink"/>
@@ -3310,7 +3350,7 @@
           <w:sz w:val="24"/>
           <w:u w:val="single"/>
         </w:rPr>
-        <w:hyperlink r:id="rId29" w:history="1">
+        <w:hyperlink r:id="rId30" w:history="1">
           <w:r>
             <w:rPr>
               <w:rStyle w:val="Hyperlink"/>
@@ -3339,7 +3379,7 @@
           <w:sz w:val="24"/>
           <w:u w:val="single"/>
         </w:rPr>
-        <w:hyperlink r:id="rId29" w:history="1">
+        <w:hyperlink r:id="rId30" w:history="1">
           <w:r>
             <w:rPr>
               <w:rStyle w:val="Hyperlink"/>
